--- a/documents/HyunahKwon/reports/주차_보고서.docx
+++ b/documents/HyunahKwon/reports/주차_보고서.docx
@@ -9,23 +9,13 @@
           <w:bCs/>
         </w:rPr>
       </w:pPr>
-      <w:proofErr w:type="gramStart"/>
       <w:r>
         <w:rPr>
           <w:rFonts w:hint="eastAsia"/>
           <w:b/>
           <w:bCs/>
         </w:rPr>
-        <w:t>작성자 :</w:t>
-      </w:r>
-      <w:proofErr w:type="gramEnd"/>
-      <w:r>
-        <w:rPr>
-          <w:rFonts w:hint="eastAsia"/>
-          <w:b/>
-          <w:bCs/>
-        </w:rPr>
-        <w:t xml:space="preserve"> 2023184004 권현아</w:t>
+        <w:t>작성자 : 2023184004 권현아</w:t>
       </w:r>
     </w:p>
     <w:p>
@@ -35,33 +25,13 @@
           <w:bCs/>
         </w:rPr>
       </w:pPr>
-      <w:proofErr w:type="spellStart"/>
-      <w:proofErr w:type="gramStart"/>
       <w:r>
         <w:rPr>
           <w:rFonts w:hint="eastAsia"/>
           <w:b/>
           <w:bCs/>
         </w:rPr>
-        <w:t>팀명</w:t>
-      </w:r>
-      <w:proofErr w:type="spellEnd"/>
-      <w:r>
-        <w:rPr>
-          <w:rFonts w:hint="eastAsia"/>
-          <w:b/>
-          <w:bCs/>
-        </w:rPr>
-        <w:t xml:space="preserve"> :</w:t>
-      </w:r>
-      <w:proofErr w:type="gramEnd"/>
-      <w:r>
-        <w:rPr>
-          <w:rFonts w:hint="eastAsia"/>
-          <w:b/>
-          <w:bCs/>
-        </w:rPr>
-        <w:t xml:space="preserve"> GGG(Good Game Gang)</w:t>
+        <w:t>팀명 : GGG(Good Game Gang)</w:t>
       </w:r>
     </w:p>
     <w:tbl>
@@ -85,7 +55,6 @@
             <w:pPr>
               <w:jc w:val="center"/>
               <w:rPr>
-                <w:rFonts w:hint="eastAsia"/>
                 <w:b/>
                 <w:bCs/>
               </w:rPr>
@@ -108,7 +77,6 @@
             <w:pPr>
               <w:jc w:val="center"/>
               <w:rPr>
-                <w:rFonts w:hint="eastAsia"/>
                 <w:b/>
                 <w:bCs/>
               </w:rPr>
@@ -131,7 +99,6 @@
             <w:pPr>
               <w:jc w:val="center"/>
               <w:rPr>
-                <w:rFonts w:hint="eastAsia"/>
                 <w:b/>
                 <w:bCs/>
               </w:rPr>
@@ -155,15 +122,12 @@
           <w:p>
             <w:pPr>
               <w:jc w:val="center"/>
+            </w:pPr>
+            <w:r>
               <w:rPr>
                 <w:rFonts w:hint="eastAsia"/>
               </w:rPr>
-            </w:pPr>
-            <w:r>
-              <w:rPr>
-                <w:rFonts w:hint="eastAsia"/>
-              </w:rPr>
-              <w:t>4주차</w:t>
+              <w:t>주차</w:t>
             </w:r>
           </w:p>
         </w:tc>
@@ -174,29 +138,24 @@
           <w:p>
             <w:pPr>
               <w:jc w:val="center"/>
+            </w:pPr>
+            <w:r>
               <w:rPr>
                 <w:rFonts w:hint="eastAsia"/>
               </w:rPr>
-            </w:pPr>
+              <w:t>26...~26</w:t>
+            </w:r>
             <w:r>
               <w:rPr>
                 <w:rFonts w:hint="eastAsia"/>
               </w:rPr>
-              <w:t>26.09.</w:t>
-            </w:r>
-            <w:proofErr w:type="gramStart"/>
+              <w:t>.</w:t>
+            </w:r>
             <w:r>
               <w:rPr>
                 <w:rFonts w:hint="eastAsia"/>
               </w:rPr>
-              <w:t>25.~</w:t>
-            </w:r>
-            <w:proofErr w:type="gramEnd"/>
-            <w:r>
-              <w:rPr>
-                <w:rFonts w:hint="eastAsia"/>
-              </w:rPr>
-              <w:t>26.9.30.</w:t>
+              <w:t>..</w:t>
             </w:r>
           </w:p>
         </w:tc>
@@ -207,9 +166,6 @@
           <w:p>
             <w:pPr>
               <w:jc w:val="center"/>
-              <w:rPr>
-                <w:rFonts w:hint="eastAsia"/>
-              </w:rPr>
             </w:pPr>
             <w:r>
               <w:rPr>
@@ -221,13 +177,7 @@
         </w:tc>
       </w:tr>
     </w:tbl>
-    <w:p>
-      <w:pPr>
-        <w:rPr>
-          <w:rFonts w:hint="eastAsia"/>
-        </w:rPr>
-      </w:pPr>
-    </w:p>
+    <w:p/>
     <w:tbl>
       <w:tblPr>
         <w:tblStyle w:val="aa"/>
@@ -247,7 +197,6 @@
             <w:pPr>
               <w:jc w:val="center"/>
               <w:rPr>
-                <w:rFonts w:hint="eastAsia"/>
                 <w:b/>
                 <w:bCs/>
               </w:rPr>
@@ -292,9 +241,6 @@
           <w:p>
             <w:pPr>
               <w:jc w:val="center"/>
-              <w:rPr>
-                <w:rFonts w:hint="eastAsia"/>
-              </w:rPr>
             </w:pPr>
           </w:p>
         </w:tc>
@@ -317,13 +263,7 @@
         <w:t>&lt;상세 작업 내용&gt;</w:t>
       </w:r>
     </w:p>
-    <w:p>
-      <w:pPr>
-        <w:rPr>
-          <w:rFonts w:hint="eastAsia"/>
-        </w:rPr>
-      </w:pPr>
-    </w:p>
+    <w:p/>
     <w:p/>
     <w:p>
       <w:r>
@@ -357,7 +297,6 @@
           <w:p>
             <w:pPr>
               <w:rPr>
-                <w:rFonts w:hint="eastAsia"/>
                 <w:b/>
                 <w:bCs/>
                 <w:szCs w:val="22"/>
@@ -379,13 +318,7 @@
             <w:tcW w:w="7213" w:type="dxa"/>
             <w:gridSpan w:val="3"/>
           </w:tcPr>
-          <w:p>
-            <w:pPr>
-              <w:rPr>
-                <w:rFonts w:hint="eastAsia"/>
-              </w:rPr>
-            </w:pPr>
-          </w:p>
+          <w:p/>
         </w:tc>
       </w:tr>
       <w:tr>
@@ -399,7 +332,6 @@
           <w:p>
             <w:pPr>
               <w:rPr>
-                <w:rFonts w:hint="eastAsia"/>
                 <w:b/>
                 <w:bCs/>
                 <w:szCs w:val="22"/>
@@ -421,13 +353,7 @@
             <w:tcW w:w="7213" w:type="dxa"/>
             <w:gridSpan w:val="3"/>
           </w:tcPr>
-          <w:p>
-            <w:pPr>
-              <w:rPr>
-                <w:rFonts w:hint="eastAsia"/>
-              </w:rPr>
-            </w:pPr>
-          </w:p>
+          <w:p/>
         </w:tc>
       </w:tr>
       <w:tr>
@@ -441,22 +367,27 @@
           <w:p>
             <w:pPr>
               <w:rPr>
+                <w:b/>
+                <w:bCs/>
+                <w:szCs w:val="22"/>
+              </w:rPr>
+            </w:pPr>
+            <w:r>
+              <w:rPr>
                 <w:rFonts w:hint="eastAsia"/>
                 <w:b/>
                 <w:bCs/>
                 <w:szCs w:val="22"/>
               </w:rPr>
-            </w:pPr>
-            <w:r>
-              <w:rPr>
-                <w:rFonts w:hint="eastAsia"/>
-                <w:b/>
-                <w:bCs/>
-                <w:szCs w:val="22"/>
-              </w:rPr>
               <w:t>다음주차</w:t>
             </w:r>
           </w:p>
+        </w:tc>
+        <w:tc>
+          <w:tcPr>
+            <w:tcW w:w="1803" w:type="dxa"/>
+          </w:tcPr>
+          <w:p/>
         </w:tc>
         <w:tc>
           <w:tcPr>
@@ -465,44 +396,25 @@
           <w:p>
             <w:pPr>
               <w:rPr>
+                <w:b/>
+                <w:bCs/>
+              </w:rPr>
+            </w:pPr>
+            <w:r>
+              <w:rPr>
                 <w:rFonts w:hint="eastAsia"/>
-              </w:rPr>
-            </w:pPr>
+                <w:b/>
+                <w:bCs/>
+              </w:rPr>
+              <w:t>다음 기간</w:t>
+            </w:r>
           </w:p>
         </w:tc>
         <w:tc>
           <w:tcPr>
-            <w:tcW w:w="1803" w:type="dxa"/>
-          </w:tcPr>
-          <w:p>
-            <w:pPr>
-              <w:rPr>
-                <w:rFonts w:hint="eastAsia"/>
-                <w:b/>
-                <w:bCs/>
-              </w:rPr>
-            </w:pPr>
-            <w:r>
-              <w:rPr>
-                <w:rFonts w:hint="eastAsia"/>
-                <w:b/>
-                <w:bCs/>
-              </w:rPr>
-              <w:t>다음 기간</w:t>
-            </w:r>
-          </w:p>
-        </w:tc>
-        <w:tc>
-          <w:tcPr>
             <w:tcW w:w="3607" w:type="dxa"/>
           </w:tcPr>
-          <w:p>
-            <w:pPr>
-              <w:rPr>
-                <w:rFonts w:hint="eastAsia"/>
-              </w:rPr>
-            </w:pPr>
-          </w:p>
+          <w:p/>
         </w:tc>
       </w:tr>
       <w:tr>
@@ -516,7 +428,6 @@
           <w:p>
             <w:pPr>
               <w:rPr>
-                <w:rFonts w:hint="eastAsia"/>
                 <w:b/>
                 <w:bCs/>
                 <w:szCs w:val="22"/>
@@ -555,13 +466,7 @@
             <w:tcW w:w="7213" w:type="dxa"/>
             <w:gridSpan w:val="3"/>
           </w:tcPr>
-          <w:p>
-            <w:pPr>
-              <w:rPr>
-                <w:rFonts w:hint="eastAsia"/>
-              </w:rPr>
-            </w:pPr>
-          </w:p>
+          <w:p/>
         </w:tc>
       </w:tr>
       <w:tr>
@@ -592,7 +497,6 @@
           <w:p>
             <w:pPr>
               <w:rPr>
-                <w:rFonts w:hint="eastAsia"/>
                 <w:b/>
                 <w:bCs/>
                 <w:szCs w:val="22"/>
@@ -613,23 +517,11 @@
             <w:tcW w:w="7213" w:type="dxa"/>
             <w:gridSpan w:val="3"/>
           </w:tcPr>
-          <w:p>
-            <w:pPr>
-              <w:rPr>
-                <w:rFonts w:hint="eastAsia"/>
-              </w:rPr>
-            </w:pPr>
-          </w:p>
+          <w:p/>
         </w:tc>
       </w:tr>
     </w:tbl>
-    <w:p>
-      <w:pPr>
-        <w:rPr>
-          <w:rFonts w:hint="eastAsia"/>
-        </w:rPr>
-      </w:pPr>
-    </w:p>
+    <w:p/>
     <w:sectPr>
       <w:pgSz w:w="11906" w:h="16838"/>
       <w:pgMar w:top="1701" w:right="1440" w:bottom="1440" w:left="1440" w:header="851" w:footer="992" w:gutter="0"/>
@@ -1247,6 +1139,7 @@
   <w:style w:type="character" w:default="1" w:styleId="a0">
     <w:name w:val="Default Paragraph Font"/>
     <w:uiPriority w:val="1"/>
+    <w:semiHidden/>
     <w:unhideWhenUsed/>
   </w:style>
   <w:style w:type="table" w:default="1" w:styleId="a1">

--- a/documents/HyunahKwon/reports/주차_보고서.docx
+++ b/documents/HyunahKwon/reports/주차_보고서.docx
@@ -25,13 +25,23 @@
           <w:bCs/>
         </w:rPr>
       </w:pPr>
+      <w:proofErr w:type="spellStart"/>
       <w:r>
         <w:rPr>
           <w:rFonts w:hint="eastAsia"/>
           <w:b/>
           <w:bCs/>
         </w:rPr>
-        <w:t>팀명 : GGG(Good Game Gang)</w:t>
+        <w:t>팀명</w:t>
+      </w:r>
+      <w:proofErr w:type="spellEnd"/>
+      <w:r>
+        <w:rPr>
+          <w:rFonts w:hint="eastAsia"/>
+          <w:b/>
+          <w:bCs/>
+        </w:rPr>
+        <w:t xml:space="preserve"> : GGG(Good Game Gang)</w:t>
       </w:r>
     </w:p>
     <w:tbl>
@@ -263,16 +273,51 @@
         <w:t>&lt;상세 작업 내용&gt;</w:t>
       </w:r>
     </w:p>
-    <w:p/>
-    <w:p/>
     <w:p>
       <w:r>
         <w:rPr>
           <w:rFonts w:hint="eastAsia"/>
         </w:rPr>
-        <w:t>유튜브 링크</w:t>
+        <w:t>경로 세부 기획 추가</w:t>
       </w:r>
     </w:p>
+    <w:p>
+      <w:r>
+        <w:rPr>
+          <w:rFonts w:hint="eastAsia"/>
+        </w:rPr>
+        <w:t xml:space="preserve">플레이어, 생물, 화물 </w:t>
+      </w:r>
+      <w:proofErr w:type="spellStart"/>
+      <w:r>
+        <w:rPr>
+          <w:rFonts w:hint="eastAsia"/>
+        </w:rPr>
+        <w:t>스탯</w:t>
+      </w:r>
+      <w:proofErr w:type="spellEnd"/>
+      <w:r>
+        <w:rPr>
+          <w:rFonts w:hint="eastAsia"/>
+        </w:rPr>
+        <w:t xml:space="preserve"> 정의 및 개념 설명</w:t>
+      </w:r>
+    </w:p>
+    <w:p>
+      <w:pPr>
+        <w:rPr>
+          <w:rFonts w:hint="eastAsia"/>
+        </w:rPr>
+      </w:pPr>
+      <w:r>
+        <w:rPr>
+          <w:rFonts w:hint="eastAsia"/>
+        </w:rPr>
+        <w:t>벌집 모델링 이후 엔진에 잘 들어가는지 확인</w:t>
+      </w:r>
+    </w:p>
+    <w:p/>
+    <w:p/>
     <w:tbl>
       <w:tblPr>
         <w:tblStyle w:val="aa"/>
